--- a/TrafagSalesExporter/projektmanagement/Wochen_Todo_Erlaeuterungen.docx
+++ b/TrafagSalesExporter/projektmanagement/Wochen_Todo_Erlaeuterungen.docx
@@ -17,7 +17,7 @@
       </w:pPr>
       <w:r>
         <w:rPr/>
-        <w:t xml:space="preserve">Stand 02.09.2026 · 24 nicht erledigte Punkte</w:t>
+        <w:t xml:space="preserve">Stand 04.09.2026 · 23 nicht erledigte Punkte</w:t>
       </w:r>
     </w:p>
     <w:p>
@@ -59,7 +59,7 @@
         </w:numPr>
       </w:pPr>
       <w:r>
-        <w:t>SAP: 5 Punkt(e)</w:t>
+        <w:t>SAP: 4 Punkt(e)</w:t>
       </w:r>
     </w:p>
     <w:p>
@@ -1710,7 +1710,7 @@
       </w:pPr>
       <w:r>
         <w:rPr/>
-        <w:t xml:space="preserve">ISS-007.1 · TR IT Moving Average</w:t>
+        <w:t xml:space="preserve">ISS-007.1 · TR IT Moving Average: technisch nicht umstellbar</w:t>
       </w:r>
     </w:p>
     <w:tbl>
@@ -1758,21 +1758,21 @@
         <w:tc>
           <w:tcPr>
             <w:tcW w:w="3750" w:type="pct"/>
-            <w:shd w:val="clear" w:fill="FCE5CD"/>
-            <w:tcMar>
-              <w:top w:w="70" w:type="dxa"/>
-              <w:left w:w="90" w:type="dxa"/>
-              <w:bottom w:w="70" w:type="dxa"/>
-              <w:right w:w="90" w:type="dxa"/>
-            </w:tcMar>
-          </w:tcPr>
-          <w:p>
-            <w:pPr>
-              <w:pStyle w:val="Meta"/>
-            </w:pPr>
-            <w:r>
-              <w:rPr/>
-              <w:t>Offen</w:t>
+            <w:shd w:val="clear" w:fill="FFF2CC"/>
+            <w:tcMar>
+              <w:top w:w="70" w:type="dxa"/>
+              <w:left w:w="90" w:type="dxa"/>
+              <w:bottom w:w="70" w:type="dxa"/>
+              <w:right w:w="90" w:type="dxa"/>
+            </w:tcMar>
+          </w:tcPr>
+          <w:p>
+            <w:pPr>
+              <w:pStyle w:val="Meta"/>
+            </w:pPr>
+            <w:r>
+              <w:rPr/>
+              <w:t>Wartet auf Entscheid</w:t>
             </w:r>
           </w:p>
         </w:tc>
@@ -1816,7 +1816,7 @@
             </w:pPr>
             <w:r>
               <w:rPr/>
-              <w:t>Paola / Ingo</w:t>
+              <w:t>Andreas / Ingo</w:t>
             </w:r>
           </w:p>
         </w:tc>
@@ -1925,7 +1925,7 @@
         <w:t>Worum geht es? </w:t>
       </w:r>
       <w:r>
-        <w:t xml:space="preserve">Für Italien ist der jüngste positive B1-Belegwert INV1/RIN1.StockPrice aktuell die freigegebene Konzernkostenbasis. Alternativ kann ein Durchschnitt positiver Werte verwendet werden. Offen ist, ob Finance fachlich Moving Average beziehungsweise einen Cost Run bevorzugt.</w:t>
+        <w:t xml:space="preserve">Paola Castagna hat am 04.09.2026 geantwortet: die Bewertungsmethode eines bestehenden B1-Artikels lässt sich nicht mehr ändern, weder als Massenupdate noch artikelweise. Eine Angleichung an die Konzernvorgabe ginge nur als Neucodierungsprojekt über rund 31'600 Artikel, samt neuer technischer Zeichnungen bei allen Lieferanten. Eine Kostenschätzung liegt nicht vor.</w:t>
       </w:r>
     </w:p>
     <w:p>
@@ -1941,7 +1941,7 @@
         <w:t>Was ist zu tun / zu entscheiden? </w:t>
       </w:r>
       <w:r>
-        <w:t xml:space="preserve">Termin mit Paola durchführen und festlegen, welche Kostenmethode für TR IT gelten soll, ab welchem Stichtag und mit welchem Kontrollnachweis. Den bestehenden StockPrice-Weg nicht blockieren, solange keine andere Methode freigegeben ist.</w:t>
+        <w:t xml:space="preserve">Andreas beurteilt, wie notwendig und dringend die Angleichung aus Konzernsicht ist. Parallel die Wirkung auf die Intercompany-Artikel von Trafag und Industrial Components mit Lucas Castro bewerten. Das Reporting ist nicht betroffen, weil INV1.StockPrice auf Belegebene unabhängig von der Bewertungsmethode arbeitet.</w:t>
       </w:r>
     </w:p>
     <w:p>
@@ -1957,7 +1957,7 @@
         <w:t>Erledigt, wenn … </w:t>
       </w:r>
       <w:r>
-        <w:t xml:space="preserve">Paolas Entscheidung zu Methode, Stichtag und Nachweis ist dokumentiert und die gewählte Einstellung beziehungsweise Folgeumsetzung ist bestätigt.</w:t>
+        <w:t xml:space="preserve">Andreas hat entschieden, ob das Neucodierungsprojekt verfolgt wird; bei Ja liegt eine Kostenschätzung aus Italien vor, bei Nein ist die Abweichung von der Konzernvorgabe schriftlich akzeptiert.</w:t>
       </w:r>
     </w:p>
     <w:p>
@@ -4096,7 +4096,7 @@
       </w:pPr>
       <w:r>
         <w:rPr/>
-        <w:t xml:space="preserve">PM-03 · ZZPRDAT Umsetzung</w:t>
+        <w:t xml:space="preserve">PM-03 · ZZPRDAT Abnahme einholen</w:t>
       </w:r>
     </w:p>
     <w:tbl>
@@ -4311,7 +4311,7 @@
         <w:t>Worum geht es? </w:t>
       </w:r>
       <w:r>
-        <w:t xml:space="preserve">Für AUFK-ZZPRDAT existiert derzeit kein aktiver Schreibpfad; der alte Exit ist vollständig auskommentiert und keine belastbare Referenz. Ziel ist ein einmalig gesetztes Produktionsdatum bei Auftragsstart/Freigabe, das spätere Terminänderungen nicht überschreiben.</w:t>
+        <w:t xml:space="preserve">Die Lösung ist am 03. und 04.09.2026 gebaut, im Paket ZPP1 und im Transportauftrag T76K912490 abgelegt und auf sieben Wegen nachgetestet. Trigger und Quellfeld GLTRP sind geklärt. Offen ist nur noch die fachliche Abnahme; der Auftrag bleibt bis dahin bewusst unfreigegeben, damit der Fachbereich genau die Objekte abnimmt, die später ausgeliefert werden.</w:t>
       </w:r>
     </w:p>
     <w:p>
@@ -4327,7 +4327,7 @@
         <w:t>Was ist zu tun / zu entscheiden? </w:t>
       </w:r>
       <w:r>
-        <w:t xml:space="preserve">Nach Klärung der Rückfragen aus dem zweiten ZZPRDAT-Punkt die Lösung neu über WORKORDER_UPDATE und Z_PP_PRDDAT_SET bauen. Die BAdI-Signatur im eigenen SAP-Release prüfen, write-once absichern und die acht vorgesehenen Fälle in T76 testen.</w:t>
+        <w:t xml:space="preserve">Das Anschreiben liegt als Outlook-Entwurf mit Betreff und angehängtem Lösungsdokument. Vor dem Versand die Empfängeradressen eintragen (für Lucas Castro, Florian Wächter, Marco Di Menco und Fabio Palma in docs/ANSPRECHPARTNER.md nicht hinterlegt) und den Text aus docs/ZZPRDAT_Mail_Abnahme_2026-09-04.html hineinkopieren, weil Outlook an diesem Arbeitsplatz jede Zuweisung an den Nachrichtentext verwirft.</w:t>
       </w:r>
     </w:p>
     <w:p>
@@ -4343,7 +4343,7 @@
         <w:t>Erledigt, wenn … </w:t>
       </w:r>
       <w:r>
-        <w:t xml:space="preserve">Produktionsdatum wird beim freigegebenen Trigger genau einmal aus dem bestätigten Quellfeld gesetzt, bleibt bei späterem Speichern unverändert und ist nach Transport sowie Nachbefüllung geprüft.</w:t>
+        <w:t xml:space="preserve">Die fachliche Abnahme liegt schriftlich vor und Marco hat bestätigt, ob Etikett und Typenschild dasselbe Feld verwenden. Erst danach wird der Auftrag freigegeben; das Nachfüllen der Altbestände ist ein eigener, später zu entscheidender Schritt.</w:t>
       </w:r>
     </w:p>
     <w:p>
@@ -4356,11 +4356,21 @@
     </w:p>
     <w:p>
       <w:pPr>
+        <w:pStyle w:val="Heading1"/>
+        <w:pageBreakBefore/>
+      </w:pPr>
+      <w:r>
+        <w:rPr/>
+        <w:t xml:space="preserve">Einkauf</w:t>
+      </w:r>
+    </w:p>
+    <w:p>
+      <w:pPr>
         <w:pStyle w:val="Heading2"/>
       </w:pPr>
       <w:r>
         <w:rPr/>
-        <w:t xml:space="preserve">PM-03 · ZZPRDAT Rückfragen</w:t>
+        <w:t xml:space="preserve">PM-04 · Einkauf Restpunkte SAP</w:t>
       </w:r>
     </w:p>
     <w:tbl>
@@ -4512,7 +4522,7 @@
             </w:pPr>
             <w:r>
               <w:rPr/>
-              <w:t>SAP ZZPRDAT</w:t>
+              <w:t>Einkauf</w:t>
             </w:r>
           </w:p>
         </w:tc>
@@ -4556,7 +4566,7 @@
             </w:pPr>
             <w:r>
               <w:rPr/>
-              <w:t>Heute</w:t>
+              <w:t>Umsetzung</w:t>
             </w:r>
           </w:p>
         </w:tc>
@@ -4575,7 +4585,7 @@
         <w:t>Worum geht es? </w:t>
       </w:r>
       <w:r>
-        <w:t xml:space="preserve">Vor der ZZPRDAT-Implementierung fehlen drei fachliche Belege: Auftragsstart oder Freigabe als Trigger, GLTRP oder GLTRS als Quelltermin sowie die Herkunft eines historischen Auszugs, der dem heutigen Live-Stand widerspricht.</w:t>
+        <w:t xml:space="preserve">Die SAP-basierte Produktgruppenlogik im Einkaufsdashboard läuft produktiv. Zwei nicht blockierende Stammdaten-/Metadatenpunkte bleiben: D1 und D5 haben keinen Text, und DISPO ist allein kein eindeutiger Schlüssel.</w:t>
       </w:r>
     </w:p>
     <w:p>
@@ -4591,7 +4601,7 @@
         <w:t>Was ist zu tun / zu entscheiden? </w:t>
       </w:r>
       <w:r>
-        <w:t xml:space="preserve">Lucas Castro und Florian Wächter bestätigen den Trigger; Marco Di Menco oder Florian bestätigt das Quellfeld. Marco nennt außerdem Report und Ziehungsdatum des Auszugs zu Auftrag 1214608.</w:t>
+        <w:t xml:space="preserve">Texte für D1/D5 in ZDISPO_SPART pflegen und den SEGW-Schlüssel von ZDISPO_GRP auf DISPO_KZ plus DISPO erweitern. Danach Metadaten, OData-Antwort und Delta-Lauf prüfen.</w:t>
       </w:r>
     </w:p>
     <w:p>
@@ -4607,7 +4617,7 @@
         <w:t>Erledigt, wenn … </w:t>
       </w:r>
       <w:r>
-        <w:t xml:space="preserve">Trigger und Quellfeld sind schriftlich festgelegt und der widersprüchliche Referenzfall ist erklärt oder ausdrücklich als ungeeignet verworfen.</w:t>
+        <w:t xml:space="preserve">D1/D5 werden mit Text angezeigt, der zusammengesetzte Schlüssel ist im produktiven Metadata sichtbar und alle Gruppen werden ohne Überschreiben oder Duplikate geladen.</w:t>
       </w:r>
     </w:p>
     <w:p>
@@ -4620,21 +4630,11 @@
     </w:p>
     <w:p>
       <w:pPr>
-        <w:pStyle w:val="Heading1"/>
-        <w:pageBreakBefore/>
+        <w:pStyle w:val="Heading2"/>
       </w:pPr>
       <w:r>
         <w:rPr/>
-        <w:t xml:space="preserve">Einkauf</w:t>
-      </w:r>
-    </w:p>
-    <w:p>
-      <w:pPr>
-        <w:pStyle w:val="Heading2"/>
-      </w:pPr>
-      <w:r>
-        <w:rPr/>
-        <w:t xml:space="preserve">PM-04 · Einkauf Restpunkte SAP</w:t>
+        <w:t xml:space="preserve">Nr. 23 · Lagerwert Einkaufsteile</w:t>
       </w:r>
     </w:p>
     <w:tbl>
@@ -4682,21 +4682,21 @@
         <w:tc>
           <w:tcPr>
             <w:tcW w:w="3750" w:type="pct"/>
-            <w:shd w:val="clear" w:fill="FCE5CD"/>
-            <w:tcMar>
-              <w:top w:w="70" w:type="dxa"/>
-              <w:left w:w="90" w:type="dxa"/>
-              <w:bottom w:w="70" w:type="dxa"/>
-              <w:right w:w="90" w:type="dxa"/>
-            </w:tcMar>
-          </w:tcPr>
-          <w:p>
-            <w:pPr>
-              <w:pStyle w:val="Meta"/>
-            </w:pPr>
-            <w:r>
-              <w:rPr/>
-              <w:t>Offen</w:t>
+            <w:shd w:val="clear" w:fill="D9EAD3"/>
+            <w:tcMar>
+              <w:top w:w="70" w:type="dxa"/>
+              <w:left w:w="90" w:type="dxa"/>
+              <w:bottom w:w="70" w:type="dxa"/>
+              <w:right w:w="90" w:type="dxa"/>
+            </w:tcMar>
+          </w:tcPr>
+          <w:p>
+            <w:pPr>
+              <w:pStyle w:val="Meta"/>
+            </w:pPr>
+            <w:r>
+              <w:rPr/>
+              <w:t>Teil umgesetzt, Nachweis offen</w:t>
             </w:r>
           </w:p>
         </w:tc>
@@ -4830,7 +4830,7 @@
             </w:pPr>
             <w:r>
               <w:rPr/>
-              <w:t>Umsetzung</w:t>
+              <w:t>Heute</w:t>
             </w:r>
           </w:p>
         </w:tc>
@@ -4849,7 +4849,7 @@
         <w:t>Worum geht es? </w:t>
       </w:r>
       <w:r>
-        <w:t xml:space="preserve">Die SAP-basierte Produktgruppenlogik im Einkaufsdashboard läuft produktiv. Zwei nicht blockierende Stammdaten-/Metadatenpunkte bleiben: D1 und D5 haben keinen Text, und DISPO ist allein kein eindeutiger Schlüssel.</w:t>
+        <w:t xml:space="preserve">Der Lagerwert für Einkaufsteile ist technisch teilweise umgesetzt und nutzt die Disponenten 001 bis 005. Die Zahl ist noch nicht fachlich freigegeben, weil der Abgleich gegen SAP MB5L und der vollständige produktive Datenlauf fehlen.</w:t>
       </w:r>
     </w:p>
     <w:p>
@@ -4865,7 +4865,7 @@
         <w:t>Was ist zu tun / zu entscheiden? </w:t>
       </w:r>
       <w:r>
-        <w:t xml:space="preserve">Texte für D1/D5 in ZDISPO_SPART pflegen und den SEGW-Schlüssel von ZDISPO_GRP auf DISPO_KZ plus DISPO erweitern. Danach Metadaten, OData-Antwort und Delta-Lauf prüfen.</w:t>
+        <w:t xml:space="preserve">MB5L für denselben Stichtag und Bewertungsumfang gegen die Dashboard-Summe abgleichen. Danach den serverseitigen Einkauf-Lauf ausführen und die Kette SAP-Quelle, Cache und Anzeige mit Summen und Zeitstempeln nachweisen.</w:t>
       </w:r>
     </w:p>
     <w:p>
@@ -4881,7 +4881,7 @@
         <w:t>Erledigt, wenn … </w:t>
       </w:r>
       <w:r>
-        <w:t xml:space="preserve">D1/D5 werden mit Text angezeigt, der zusammengesetzte Schlüssel ist im produktiven Metadata sichtbar und alle Gruppen werden ohne Überschreiben oder Duplikate geladen.</w:t>
+        <w:t xml:space="preserve">MB5L und Dashboard stimmen für den vereinbarten Umfang nachvollziehbar überein und ein erfolgreicher produktiver Lauf belegt die vollständige Datenkette.</w:t>
       </w:r>
     </w:p>
     <w:p>
@@ -4894,11 +4894,21 @@
     </w:p>
     <w:p>
       <w:pPr>
+        <w:pStyle w:val="Heading1"/>
+        <w:pageBreakBefore/>
+      </w:pPr>
+      <w:r>
+        <w:rPr/>
+        <w:t xml:space="preserve">Railway</w:t>
+      </w:r>
+    </w:p>
+    <w:p>
+      <w:pPr>
         <w:pStyle w:val="Heading2"/>
       </w:pPr>
       <w:r>
         <w:rPr/>
-        <w:t xml:space="preserve">Nr. 23 · Lagerwert Einkaufsteile</w:t>
+        <w:t xml:space="preserve">PM-08 · Railway Kundenname Deutschland</w:t>
       </w:r>
     </w:p>
     <w:tbl>
@@ -4946,21 +4956,21 @@
         <w:tc>
           <w:tcPr>
             <w:tcW w:w="3750" w:type="pct"/>
-            <w:shd w:val="clear" w:fill="D9EAD3"/>
-            <w:tcMar>
-              <w:top w:w="70" w:type="dxa"/>
-              <w:left w:w="90" w:type="dxa"/>
-              <w:bottom w:w="70" w:type="dxa"/>
-              <w:right w:w="90" w:type="dxa"/>
-            </w:tcMar>
-          </w:tcPr>
-          <w:p>
-            <w:pPr>
-              <w:pStyle w:val="Meta"/>
-            </w:pPr>
-            <w:r>
-              <w:rPr/>
-              <w:t>Teil umgesetzt, Nachweis offen</w:t>
+            <w:shd w:val="clear" w:fill="F4CCCC"/>
+            <w:tcMar>
+              <w:top w:w="70" w:type="dxa"/>
+              <w:left w:w="90" w:type="dxa"/>
+              <w:bottom w:w="70" w:type="dxa"/>
+              <w:right w:w="90" w:type="dxa"/>
+            </w:tcMar>
+          </w:tcPr>
+          <w:p>
+            <w:pPr>
+              <w:pStyle w:val="Meta"/>
+            </w:pPr>
+            <w:r>
+              <w:rPr/>
+              <w:t>Blockiert</w:t>
             </w:r>
           </w:p>
         </w:tc>
@@ -5050,7 +5060,7 @@
             </w:pPr>
             <w:r>
               <w:rPr/>
-              <w:t>Einkauf</w:t>
+              <w:t>Railway</w:t>
             </w:r>
           </w:p>
         </w:tc>
@@ -5113,7 +5123,7 @@
         <w:t>Worum geht es? </w:t>
       </w:r>
       <w:r>
-        <w:t xml:space="preserve">Der Lagerwert für Einkaufsteile ist technisch teilweise umgesetzt und nutzt die Disponenten 001 bis 005. Die Zahl ist noch nicht fachlich freigegeben, weil der Abgleich gegen SAP MB5L und der vollständige produktive Datenlauf fehlen.</w:t>
+        <w:t xml:space="preserve">Alle deutschen Verkaufszeilen enthalten Kundennummern, aber weder Kundenname noch Kundenland. Dadurch kann das Railway-Segment für Deutschland nicht über die Marktumfrage zugeordnet werden; eine Null im Export wäre irreführend.</w:t>
       </w:r>
     </w:p>
     <w:p>
@@ -5129,7 +5139,7 @@
         <w:t>Was ist zu tun / zu entscheiden? </w:t>
       </w:r>
       <w:r>
-        <w:t xml:space="preserve">MB5L für denselben Stichtag und Bewertungsumfang gegen die Dashboard-Summe abgleichen. Danach den serverseitigen Einkauf-Lauf ausführen und die Kette SAP-Quelle, Cache und Anzeige mit Summen und Zeitstempeln nachweisen.</w:t>
+        <w:t xml:space="preserve">Auf dem Alphaplan-System einen read-only INFORMATION_SCHEMA-Auszug für Adress-, Kunden- und Rechnungsbezug holen. Danach die reale Beziehung von RechnungsAdressenID zum Kundennamen in der eigenen Export-SQL ergänzen; keine Tabellen- oder Feldnamen raten.</w:t>
       </w:r>
     </w:p>
     <w:p>
@@ -5145,7 +5155,7 @@
         <w:t>Erledigt, wenn … </w:t>
       </w:r>
       <w:r>
-        <w:t xml:space="preserve">MB5L und Dashboard stimmen für den vereinbarten Umfang nachvollziehbar überein und ein erfolgreicher produktiver Lauf belegt die vollständige Datenkette.</w:t>
+        <w:t xml:space="preserve">TRDE liefert Kundennamen, der Railway-Abgleich erzeugt deutsche Vorschläge und Stichproben verbinden Kundennummer, Name und Umsatz korrekt.</w:t>
       </w:r>
     </w:p>
     <w:p>
@@ -5158,21 +5168,11 @@
     </w:p>
     <w:p>
       <w:pPr>
-        <w:pStyle w:val="Heading1"/>
-        <w:pageBreakBefore/>
+        <w:pStyle w:val="Heading2"/>
       </w:pPr>
       <w:r>
         <w:rPr/>
-        <w:t xml:space="preserve">Railway</w:t>
-      </w:r>
-    </w:p>
-    <w:p>
-      <w:pPr>
-        <w:pStyle w:val="Heading2"/>
-      </w:pPr>
-      <w:r>
-        <w:rPr/>
-        <w:t xml:space="preserve">PM-08 · Railway Kundenname Deutschland</w:t>
+        <w:t xml:space="preserve">PM-08 · Railway Zuordnung prüfen lassen</w:t>
       </w:r>
     </w:p>
     <w:tbl>
@@ -5220,21 +5220,21 @@
         <w:tc>
           <w:tcPr>
             <w:tcW w:w="3750" w:type="pct"/>
-            <w:shd w:val="clear" w:fill="F4CCCC"/>
-            <w:tcMar>
-              <w:top w:w="70" w:type="dxa"/>
-              <w:left w:w="90" w:type="dxa"/>
-              <w:bottom w:w="70" w:type="dxa"/>
-              <w:right w:w="90" w:type="dxa"/>
-            </w:tcMar>
-          </w:tcPr>
-          <w:p>
-            <w:pPr>
-              <w:pStyle w:val="Meta"/>
-            </w:pPr>
-            <w:r>
-              <w:rPr/>
-              <w:t>Blockiert</w:t>
+            <w:shd w:val="clear" w:fill="FCE5CD"/>
+            <w:tcMar>
+              <w:top w:w="70" w:type="dxa"/>
+              <w:left w:w="90" w:type="dxa"/>
+              <w:bottom w:w="70" w:type="dxa"/>
+              <w:right w:w="90" w:type="dxa"/>
+            </w:tcMar>
+          </w:tcPr>
+          <w:p>
+            <w:pPr>
+              <w:pStyle w:val="Meta"/>
+            </w:pPr>
+            <w:r>
+              <w:rPr/>
+              <w:t>Offen</w:t>
             </w:r>
           </w:p>
         </w:tc>
@@ -5278,7 +5278,7 @@
             </w:pPr>
             <w:r>
               <w:rPr/>
-              <w:t>Ingo</w:t>
+              <w:t>Patrik</w:t>
             </w:r>
           </w:p>
         </w:tc>
@@ -5387,7 +5387,7 @@
         <w:t>Worum geht es? </w:t>
       </w:r>
       <w:r>
-        <w:t xml:space="preserve">Alle deutschen Verkaufszeilen enthalten Kundennummern, aber weder Kundenname noch Kundenland. Dadurch kann das Railway-Segment für Deutschland nicht über die Marktumfrage zugeordnet werden; eine Null im Export wäre irreführend.</w:t>
+        <w:t xml:space="preserve">Die Anwendung hat 173 Railway-Kundenvorschläge erzeugt, aber noch keiner ist fachlich bestätigt. Unbestätigte Vorschläge fließen bewusst nicht in den Umsatz ein; besonders breit tätige Kunden wie Siemens benötigen Vertriebswissen.</w:t>
       </w:r>
     </w:p>
     <w:p>
@@ -5403,7 +5403,7 @@
         <w:t>Was ist zu tun / zu entscheiden? </w:t>
       </w:r>
       <w:r>
-        <w:t xml:space="preserve">Auf dem Alphaplan-System einen read-only INFORMATION_SCHEMA-Auszug für Adress-, Kunden- und Rechnungsbezug holen. Danach die reale Beziehung von RechnungsAdressenID zum Kundennamen in der eigenen Export-SQL ergänzen; keine Tabellen- oder Feldnamen raten.</w:t>
+        <w:t xml:space="preserve">Patrik prüft zuerst die 30 mengenstärksten Vorschläge, bestätigt oder verwirft sie und entscheidet Zweifelsfälle anhand der tatsächlichen Kundenanwendung. Alternativ pflegt er die Zuordnung direkt selbst.</w:t>
       </w:r>
     </w:p>
     <w:p>
@@ -5419,7 +5419,7 @@
         <w:t>Erledigt, wenn … </w:t>
       </w:r>
       <w:r>
-        <w:t xml:space="preserve">TRDE liefert Kundennamen, der Railway-Abgleich erzeugt deutsche Vorschläge und Stichproben verbinden Kundennummer, Name und Umsatz korrekt.</w:t>
+        <w:t xml:space="preserve">Die priorisierten Vorschläge sind fachlich bewertet und die bestätigten Kunden erscheinen mit nachvollziehbarem Railway-Umsatz im Ergebnis.</w:t>
       </w:r>
     </w:p>
     <w:p>
@@ -5436,7 +5436,7 @@
       </w:pPr>
       <w:r>
         <w:rPr/>
-        <w:t xml:space="preserve">PM-08 · Railway Zuordnung prüfen lassen</w:t>
+        <w:t xml:space="preserve">PM-08 · Railway Export für Rohail Munir</w:t>
       </w:r>
     </w:p>
     <w:tbl>
@@ -5484,21 +5484,21 @@
         <w:tc>
           <w:tcPr>
             <w:tcW w:w="3750" w:type="pct"/>
-            <w:shd w:val="clear" w:fill="FCE5CD"/>
-            <w:tcMar>
-              <w:top w:w="70" w:type="dxa"/>
-              <w:left w:w="90" w:type="dxa"/>
-              <w:bottom w:w="70" w:type="dxa"/>
-              <w:right w:w="90" w:type="dxa"/>
-            </w:tcMar>
-          </w:tcPr>
-          <w:p>
-            <w:pPr>
-              <w:pStyle w:val="Meta"/>
-            </w:pPr>
-            <w:r>
-              <w:rPr/>
-              <w:t>Offen</w:t>
+            <w:shd w:val="clear" w:fill="FFF2CC"/>
+            <w:tcMar>
+              <w:top w:w="70" w:type="dxa"/>
+              <w:left w:w="90" w:type="dxa"/>
+              <w:bottom w:w="70" w:type="dxa"/>
+              <w:right w:w="90" w:type="dxa"/>
+            </w:tcMar>
+          </w:tcPr>
+          <w:p>
+            <w:pPr>
+              <w:pStyle w:val="Meta"/>
+            </w:pPr>
+            <w:r>
+              <w:rPr/>
+              <w:t>Wartet auf andere</w:t>
             </w:r>
           </w:p>
         </w:tc>
@@ -5542,7 +5542,7 @@
             </w:pPr>
             <w:r>
               <w:rPr/>
-              <w:t>Patrik</w:t>
+              <w:t>Ingo</w:t>
             </w:r>
           </w:p>
         </w:tc>
@@ -5632,7 +5632,7 @@
             </w:pPr>
             <w:r>
               <w:rPr/>
-              <w:t>Heute</w:t>
+              <w:t>Nur terminieren</w:t>
             </w:r>
           </w:p>
         </w:tc>
@@ -5651,7 +5651,7 @@
         <w:t>Worum geht es? </w:t>
       </w:r>
       <w:r>
-        <w:t xml:space="preserve">Die Anwendung hat 173 Railway-Kundenvorschläge erzeugt, aber noch keiner ist fachlich bestätigt. Unbestätigte Vorschläge fließen bewusst nicht in den Umsatz ein; besonders breit tätige Kunden wie Siemens benötigen Vertriebswissen.</w:t>
+        <w:t xml:space="preserve">Rohail Munir benötigt den Railway-Export bis 08.09.2026. Das Exportwerkzeug ist produktiv, aber ohne bestätigte Kundenzuordnungen bleibt das Ergebnis leer; Deutschland ist zusätzlich wegen fehlender Kundennamen blockiert.</w:t>
       </w:r>
     </w:p>
     <w:p>
@@ -5667,7 +5667,7 @@
         <w:t>Was ist zu tun / zu entscheiden? </w:t>
       </w:r>
       <w:r>
-        <w:t xml:space="preserve">Patrik prüft zuerst die 30 mengenstärksten Vorschläge, bestätigt oder verwirft sie und entscheidet Zweifelsfälle anhand der tatsächlichen Kundenanwendung. Alternativ pflegt er die Zuordnung direkt selbst.</w:t>
+        <w:t xml:space="preserve">Nach Patriks Bestätigung den Excel-Export erzeugen und die Summen je Land prüfen. Falls Deutschland bis zum Termin nicht lösbar ist, die Lücke sichtbar im Export und in der Übergabe benennen statt still null Umsatz auszuweisen.</w:t>
       </w:r>
     </w:p>
     <w:p>
@@ -5683,7 +5683,7 @@
         <w:t>Erledigt, wenn … </w:t>
       </w:r>
       <w:r>
-        <w:t xml:space="preserve">Die priorisierten Vorschläge sind fachlich bewertet und die bestätigten Kunden erscheinen mit nachvollziehbarem Railway-Umsatz im Ergebnis.</w:t>
+        <w:t xml:space="preserve">Rohail erhält bis zum Termin eine geprüfte Datei mit bestätigten Zuordnungen und einem transparenten Hinweis zu jeder verbleibenden Datenlücke, insbesondere Deutschland.</w:t>
       </w:r>
     </w:p>
     <w:p>
@@ -5696,11 +5696,21 @@
     </w:p>
     <w:p>
       <w:pPr>
+        <w:pStyle w:val="Heading1"/>
+        <w:pageBreakBefore/>
+      </w:pPr>
+      <w:r>
+        <w:rPr/>
+        <w:t xml:space="preserve">Marktsegmente</w:t>
+      </w:r>
+    </w:p>
+    <w:p>
+      <w:pPr>
         <w:pStyle w:val="Heading2"/>
       </w:pPr>
       <w:r>
         <w:rPr/>
-        <w:t xml:space="preserve">PM-08 · Railway Export für Rohail Munir</w:t>
+        <w:t xml:space="preserve">Nr. 17 · Sichtprüfläufe produktiv nachholen</w:t>
       </w:r>
     </w:p>
     <w:tbl>
@@ -5748,21 +5758,21 @@
         <w:tc>
           <w:tcPr>
             <w:tcW w:w="3750" w:type="pct"/>
-            <w:shd w:val="clear" w:fill="FFF2CC"/>
-            <w:tcMar>
-              <w:top w:w="70" w:type="dxa"/>
-              <w:left w:w="90" w:type="dxa"/>
-              <w:bottom w:w="70" w:type="dxa"/>
-              <w:right w:w="90" w:type="dxa"/>
-            </w:tcMar>
-          </w:tcPr>
-          <w:p>
-            <w:pPr>
-              <w:pStyle w:val="Meta"/>
-            </w:pPr>
-            <w:r>
-              <w:rPr/>
-              <w:t>Wartet auf andere</w:t>
+            <w:shd w:val="clear" w:fill="FCE5CD"/>
+            <w:tcMar>
+              <w:top w:w="70" w:type="dxa"/>
+              <w:left w:w="90" w:type="dxa"/>
+              <w:bottom w:w="70" w:type="dxa"/>
+              <w:right w:w="90" w:type="dxa"/>
+            </w:tcMar>
+          </w:tcPr>
+          <w:p>
+            <w:pPr>
+              <w:pStyle w:val="Meta"/>
+            </w:pPr>
+            <w:r>
+              <w:rPr/>
+              <w:t>Offen</w:t>
             </w:r>
           </w:p>
         </w:tc>
@@ -5852,7 +5862,7 @@
             </w:pPr>
             <w:r>
               <w:rPr/>
-              <w:t>Railway</w:t>
+              <w:t>Marktsegmente</w:t>
             </w:r>
           </w:p>
         </w:tc>
@@ -5896,7 +5906,7 @@
             </w:pPr>
             <w:r>
               <w:rPr/>
-              <w:t>Nur terminieren</w:t>
+              <w:t>Umsetzung</w:t>
             </w:r>
           </w:p>
         </w:tc>
@@ -5915,7 +5925,7 @@
         <w:t>Worum geht es? </w:t>
       </w:r>
       <w:r>
-        <w:t xml:space="preserve">Rohail Munir benötigt den Railway-Export bis 08.09.2026. Das Exportwerkzeug ist produktiv, aber ohne bestätigte Kundenzuordnungen bleibt das Ergebnis leer; Deutschland ist zusätzlich wegen fehlender Kundennamen blockiert.</w:t>
+        <w:t xml:space="preserve">Drei bereits produktiv ausgelieferte Marktsegment-Funktionen wurden technisch geprüft, aber noch nicht von einem Anwender im Browser abgenommen: Segmentanzeige, Marktumfrage und Jahresfilter.</w:t>
       </w:r>
     </w:p>
     <w:p>
@@ -5931,7 +5941,7 @@
         <w:t>Was ist zu tun / zu entscheiden? </w:t>
       </w:r>
       <w:r>
-        <w:t xml:space="preserve">Nach Patriks Bestätigung den Excel-Export erzeugen und die Summen je Land prüfen. Falls Deutschland bis zum Termin nicht lösbar ist, die Lücke sichtbar im Export und in der Übergabe benennen statt still null Umsatz auszuweisen.</w:t>
+        <w:t xml:space="preserve">Die drei Funktionen im produktiven System mit realistischen Filtern öffnen, Werte und Navigation plausibilisieren und auffällige Abweichungen mit Screenshot beziehungsweise konkretem Datensatz notieren.</w:t>
       </w:r>
     </w:p>
     <w:p>
@@ -5947,7 +5957,7 @@
         <w:t>Erledigt, wenn … </w:t>
       </w:r>
       <w:r>
-        <w:t xml:space="preserve">Rohail erhält bis zum Termin eine geprüfte Datei mit bestätigten Zuordnungen und einem transparenten Hinweis zu jeder verbleibenden Datenlücke, insbesondere Deutschland.</w:t>
+        <w:t xml:space="preserve">Alle drei Sichtprüfläufe sind dokumentiert bestanden oder gefundene Fehler wurden als eigene Punkte mit Reproduktionsschritten erfasst.</w:t>
       </w:r>
     </w:p>
     <w:p>
@@ -5965,7 +5975,7 @@
       </w:pPr>
       <w:r>
         <w:rPr/>
-        <w:t xml:space="preserve">Marktsegmente</w:t>
+        <w:t xml:space="preserve">HR</w:t>
       </w:r>
     </w:p>
     <w:p>
@@ -5974,7 +5984,7 @@
       </w:pPr>
       <w:r>
         <w:rPr/>
-        <w:t xml:space="preserve">Nr. 17 · Sichtprüfläufe produktiv nachholen</w:t>
+        <w:t xml:space="preserve">PM-07 · REXX automatische Auswertung</w:t>
       </w:r>
     </w:p>
     <w:tbl>
@@ -6022,21 +6032,21 @@
         <w:tc>
           <w:tcPr>
             <w:tcW w:w="3750" w:type="pct"/>
-            <w:shd w:val="clear" w:fill="FCE5CD"/>
-            <w:tcMar>
-              <w:top w:w="70" w:type="dxa"/>
-              <w:left w:w="90" w:type="dxa"/>
-              <w:bottom w:w="70" w:type="dxa"/>
-              <w:right w:w="90" w:type="dxa"/>
-            </w:tcMar>
-          </w:tcPr>
-          <w:p>
-            <w:pPr>
-              <w:pStyle w:val="Meta"/>
-            </w:pPr>
-            <w:r>
-              <w:rPr/>
-              <w:t>Offen</w:t>
+            <w:shd w:val="clear" w:fill="FFF2CC"/>
+            <w:tcMar>
+              <w:top w:w="70" w:type="dxa"/>
+              <w:left w:w="90" w:type="dxa"/>
+              <w:bottom w:w="70" w:type="dxa"/>
+              <w:right w:w="90" w:type="dxa"/>
+            </w:tcMar>
+          </w:tcPr>
+          <w:p>
+            <w:pPr>
+              <w:pStyle w:val="Meta"/>
+            </w:pPr>
+            <w:r>
+              <w:rPr/>
+              <w:t>Wartet auf externe Firma</w:t>
             </w:r>
           </w:p>
         </w:tc>
@@ -6126,7 +6136,7 @@
             </w:pPr>
             <w:r>
               <w:rPr/>
-              <w:t>Marktsegmente</w:t>
+              <w:t>HR</w:t>
             </w:r>
           </w:p>
         </w:tc>
@@ -6170,7 +6180,7 @@
             </w:pPr>
             <w:r>
               <w:rPr/>
-              <w:t>Umsetzung</w:t>
+              <w:t>Nur terminieren</w:t>
             </w:r>
           </w:p>
         </w:tc>
@@ -6189,7 +6199,7 @@
         <w:t>Worum geht es? </w:t>
       </w:r>
       <w:r>
-        <w:t xml:space="preserve">Drei bereits produktiv ausgelieferte Marktsegment-Funktionen wurden technisch geprüft, aber noch nicht von einem Anwender im Browser abgenommen: Segmentanzeige, Marktumfrage und Jahresfilter.</w:t>
+        <w:t xml:space="preserve">Das HR-Cockpit verarbeitet bisher einen einmaligen manuellen REXX-Datenstand. Eine externe Firma baut einen periodischen Exporter; ohne dessen Ablagepfad, Format und Frequenz kann die automatische Auswertung nicht belastbar angebunden werden.</w:t>
       </w:r>
     </w:p>
     <w:p>
@@ -6205,7 +6215,7 @@
         <w:t>Was ist zu tun / zu entscheiden? </w:t>
       </w:r>
       <w:r>
-        <w:t xml:space="preserve">Die drei Funktionen im produktiven System mit realistischen Filtern öffnen, Werte und Navigation plausibilisieren und auffällige Abweichungen mit Screenshot beziehungsweise konkretem Datensatz notieren.</w:t>
+        <w:t xml:space="preserve">Fertigstellung des externen Exporters abwarten und danach Schnittstelle, Dateinamensschema, Format, Aktualisierungsrhythmus, Datenschutz/Berechtigungen und Fehlerverhalten dokumentieren. Anschließend Import und Aktualisierung planen.</w:t>
       </w:r>
     </w:p>
     <w:p>
@@ -6221,7 +6231,7 @@
         <w:t>Erledigt, wenn … </w:t>
       </w:r>
       <w:r>
-        <w:t xml:space="preserve">Alle drei Sichtprüfläufe sind dokumentiert bestanden oder gefundene Fehler wurden als eigene Punkte mit Reproduktionsschritten erfasst.</w:t>
+        <w:t xml:space="preserve">Ein stabiler Testexport samt Schnittstellenbeschreibung liegt vor und das HR-Cockpit verarbeitet einen neuen Lauf automatisch mit plausibler Aktualisierungs- und Fehleranzeige.</w:t>
       </w:r>
     </w:p>
     <w:p>
@@ -6232,283 +6242,9 @@
         <w:spacing w:after="100"/>
       </w:pPr>
     </w:p>
-    <w:p>
-      <w:pPr>
-        <w:pStyle w:val="Heading1"/>
-        <w:pageBreakBefore/>
-      </w:pPr>
-      <w:r>
-        <w:rPr/>
-        <w:t xml:space="preserve">HR</w:t>
-      </w:r>
-    </w:p>
-    <w:p>
-      <w:pPr>
-        <w:pStyle w:val="Heading2"/>
-      </w:pPr>
-      <w:r>
-        <w:rPr/>
-        <w:t xml:space="preserve">PM-07 · REXX automatische Auswertung</w:t>
-      </w:r>
-    </w:p>
-    <w:tbl>
-      <w:tblPr>
-        <w:tblW w:w="5000" w:type="pct"/>
-        <w:tblBorders>
-          <w:top w:val="single" w:color="D9E2F3" w:sz="4"/>
-          <w:left w:val="single" w:color="D9E2F3" w:sz="4"/>
-          <w:bottom w:val="single" w:color="D9E2F3" w:sz="4"/>
-          <w:right w:val="single" w:color="D9E2F3" w:sz="4"/>
-          <w:insideH w:val="single" w:color="E7E6E6" w:sz="3"/>
-          <w:insideV w:val="single" w:color="E7E6E6" w:sz="3"/>
-        </w:tblBorders>
-      </w:tblPr>
-      <w:tblGrid>
-        <w:gridCol w:w="1250"/>
-        <w:gridCol w:w="3750"/>
-        <w:gridCol w:w="1250"/>
-        <w:gridCol w:w="3750"/>
-      </w:tblGrid>
-      <w:tr>
-        <w:tc>
-          <w:tcPr>
-            <w:tcW w:w="1250" w:type="pct"/>
-            <w:shd w:val="clear" w:fill="D9E2F3"/>
-            <w:tcMar>
-              <w:top w:w="70" w:type="dxa"/>
-              <w:left w:w="90" w:type="dxa"/>
-              <w:bottom w:w="70" w:type="dxa"/>
-              <w:right w:w="90" w:type="dxa"/>
-            </w:tcMar>
-          </w:tcPr>
-          <w:p>
-            <w:pPr>
-              <w:pStyle w:val="Meta"/>
-            </w:pPr>
-            <w:r>
-              <w:rPr>
-                <w:b/>
-              </w:rPr>
-              <w:t>Status</w:t>
-            </w:r>
-          </w:p>
-        </w:tc>
-        <w:tc>
-          <w:tcPr>
-            <w:tcW w:w="3750" w:type="pct"/>
-            <w:shd w:val="clear" w:fill="FFF2CC"/>
-            <w:tcMar>
-              <w:top w:w="70" w:type="dxa"/>
-              <w:left w:w="90" w:type="dxa"/>
-              <w:bottom w:w="70" w:type="dxa"/>
-              <w:right w:w="90" w:type="dxa"/>
-            </w:tcMar>
-          </w:tcPr>
-          <w:p>
-            <w:pPr>
-              <w:pStyle w:val="Meta"/>
-            </w:pPr>
-            <w:r>
-              <w:rPr/>
-              <w:t>Wartet auf externe Firma</w:t>
-            </w:r>
-          </w:p>
-        </w:tc>
-        <w:tc>
-          <w:tcPr>
-            <w:tcW w:w="1250" w:type="pct"/>
-            <w:shd w:val="clear" w:fill="D9E2F3"/>
-            <w:tcMar>
-              <w:top w:w="70" w:type="dxa"/>
-              <w:left w:w="90" w:type="dxa"/>
-              <w:bottom w:w="70" w:type="dxa"/>
-              <w:right w:w="90" w:type="dxa"/>
-            </w:tcMar>
-          </w:tcPr>
-          <w:p>
-            <w:pPr>
-              <w:pStyle w:val="Meta"/>
-            </w:pPr>
-            <w:r>
-              <w:rPr>
-                <w:b/>
-              </w:rPr>
-              <w:t>Owner</w:t>
-            </w:r>
-          </w:p>
-        </w:tc>
-        <w:tc>
-          <w:tcPr>
-            <w:tcW w:w="3750" w:type="pct"/>
-            <w:shd w:val="clear" w:fill="D9EAF7"/>
-            <w:tcMar>
-              <w:top w:w="70" w:type="dxa"/>
-              <w:left w:w="90" w:type="dxa"/>
-              <w:bottom w:w="70" w:type="dxa"/>
-              <w:right w:w="90" w:type="dxa"/>
-            </w:tcMar>
-          </w:tcPr>
-          <w:p>
-            <w:pPr>
-              <w:pStyle w:val="Meta"/>
-            </w:pPr>
-            <w:r>
-              <w:rPr/>
-              <w:t>Ingo</w:t>
-            </w:r>
-          </w:p>
-        </w:tc>
-      </w:tr>
-      <w:tr>
-        <w:tc>
-          <w:tcPr>
-            <w:tcW w:w="1250" w:type="pct"/>
-            <w:shd w:val="clear" w:fill="D9E2F3"/>
-            <w:tcMar>
-              <w:top w:w="70" w:type="dxa"/>
-              <w:left w:w="90" w:type="dxa"/>
-              <w:bottom w:w="70" w:type="dxa"/>
-              <w:right w:w="90" w:type="dxa"/>
-            </w:tcMar>
-          </w:tcPr>
-          <w:p>
-            <w:pPr>
-              <w:pStyle w:val="Meta"/>
-            </w:pPr>
-            <w:r>
-              <w:rPr>
-                <w:b/>
-              </w:rPr>
-              <w:t>Bereich</w:t>
-            </w:r>
-          </w:p>
-        </w:tc>
-        <w:tc>
-          <w:tcPr>
-            <w:tcW w:w="3750" w:type="pct"/>
-            <w:shd w:val="clear" w:fill="F2F2F2"/>
-            <w:tcMar>
-              <w:top w:w="70" w:type="dxa"/>
-              <w:left w:w="90" w:type="dxa"/>
-              <w:bottom w:w="70" w:type="dxa"/>
-              <w:right w:w="90" w:type="dxa"/>
-            </w:tcMar>
-          </w:tcPr>
-          <w:p>
-            <w:pPr>
-              <w:pStyle w:val="Meta"/>
-            </w:pPr>
-            <w:r>
-              <w:rPr/>
-              <w:t>HR</w:t>
-            </w:r>
-          </w:p>
-        </w:tc>
-        <w:tc>
-          <w:tcPr>
-            <w:tcW w:w="1250" w:type="pct"/>
-            <w:shd w:val="clear" w:fill="D9E2F3"/>
-            <w:tcMar>
-              <w:top w:w="70" w:type="dxa"/>
-              <w:left w:w="90" w:type="dxa"/>
-              <w:bottom w:w="70" w:type="dxa"/>
-              <w:right w:w="90" w:type="dxa"/>
-            </w:tcMar>
-          </w:tcPr>
-          <w:p>
-            <w:pPr>
-              <w:pStyle w:val="Meta"/>
-            </w:pPr>
-            <w:r>
-              <w:rPr>
-                <w:b/>
-              </w:rPr>
-              <w:t>Dringlichkeit</w:t>
-            </w:r>
-          </w:p>
-        </w:tc>
-        <w:tc>
-          <w:tcPr>
-            <w:tcW w:w="3750" w:type="pct"/>
-            <w:shd w:val="clear" w:fill="F2F2F2"/>
-            <w:tcMar>
-              <w:top w:w="70" w:type="dxa"/>
-              <w:left w:w="90" w:type="dxa"/>
-              <w:bottom w:w="70" w:type="dxa"/>
-              <w:right w:w="90" w:type="dxa"/>
-            </w:tcMar>
-          </w:tcPr>
-          <w:p>
-            <w:pPr>
-              <w:pStyle w:val="Meta"/>
-            </w:pPr>
-            <w:r>
-              <w:rPr/>
-              <w:t>Nur terminieren</w:t>
-            </w:r>
-          </w:p>
-        </w:tc>
-      </w:tr>
-    </w:tbl>
-    <w:p>
-      <w:pPr>
-        <w:pStyle w:val="BodyText"/>
-        <w:keepLines/>
-      </w:pPr>
-      <w:r>
-        <w:rPr>
-          <w:b/>
-          <w:color w:val="365F91"/>
-        </w:rPr>
-        <w:t>Worum geht es? </w:t>
-      </w:r>
-      <w:r>
-        <w:t xml:space="preserve">Das HR-Cockpit verarbeitet bisher einen einmaligen manuellen REXX-Datenstand. Eine externe Firma baut einen periodischen Exporter; ohne dessen Ablagepfad, Format und Frequenz kann die automatische Auswertung nicht belastbar angebunden werden.</w:t>
-      </w:r>
-    </w:p>
-    <w:p>
-      <w:pPr>
-        <w:pStyle w:val="BodyText"/>
-        <w:keepLines/>
-      </w:pPr>
-      <w:r>
-        <w:rPr>
-          <w:b/>
-          <w:color w:val="365F91"/>
-        </w:rPr>
-        <w:t>Was ist zu tun / zu entscheiden? </w:t>
-      </w:r>
-      <w:r>
-        <w:t xml:space="preserve">Fertigstellung des externen Exporters abwarten und danach Schnittstelle, Dateinamensschema, Format, Aktualisierungsrhythmus, Datenschutz/Berechtigungen und Fehlerverhalten dokumentieren. Anschließend Import und Aktualisierung planen.</w:t>
-      </w:r>
-    </w:p>
-    <w:p>
-      <w:pPr>
-        <w:pStyle w:val="BodyText"/>
-        <w:keepLines/>
-      </w:pPr>
-      <w:r>
-        <w:rPr>
-          <w:b/>
-          <w:color w:val="365F91"/>
-        </w:rPr>
-        <w:t>Erledigt, wenn … </w:t>
-      </w:r>
-      <w:r>
-        <w:t xml:space="preserve">Ein stabiler Testexport samt Schnittstellenbeschreibung liegt vor und das HR-Cockpit verarbeitet einen neuen Lauf automatisch mit plausibler Aktualisierungs- und Fehleranzeige.</w:t>
-      </w:r>
-    </w:p>
-    <w:p>
-      <w:pPr>
-        <w:pBdr>
-          <w:bottom w:val="single" w:color="B4C6E7" w:sz="6" w:space="6"/>
-        </w:pBdr>
-        <w:spacing w:after="100"/>
-      </w:pPr>
-    </w:p>
     <w:sectPr>
-      <w:headerReference xmlns:r="http://schemas.openxmlformats.org/officeDocument/2006/relationships" w:type="default" r:id="R3eedd4d2b74b4dbd"/>
-      <w:footerReference xmlns:r="http://schemas.openxmlformats.org/officeDocument/2006/relationships" w:type="default" r:id="Rd632d002b19e44f0"/>
+      <w:headerReference xmlns:r="http://schemas.openxmlformats.org/officeDocument/2006/relationships" w:type="default" r:id="R48112dc04ef74b48"/>
+      <w:footerReference xmlns:r="http://schemas.openxmlformats.org/officeDocument/2006/relationships" w:type="default" r:id="Ra9dafa2f514541d7"/>
       <w:pgSz w:w="11906" w:h="16838"/>
       <w:pgMar w:top="900" w:right="900" w:bottom="900" w:left="900" w:header="400" w:footer="400"/>
     </w:sectPr>
